--- a/informe_solucion_informatica/informe informatica.docx
+++ b/informe_solucion_informatica/informe informatica.docx
@@ -431,13 +431,24 @@
           <w:szCs w:val="28"/>
         </w:rPr>
       </w:pPr>
-      <w:r>
-        <w:rPr>
-          <w:b/>
-          <w:bCs/>
-          <w:sz w:val="28"/>
-          <w:szCs w:val="28"/>
-        </w:rPr>
+    </w:p>
+    <w:p>
+      <w:pPr>
+        <w:rPr>
+          <w:b/>
+          <w:bCs/>
+          <w:sz w:val="28"/>
+          <w:szCs w:val="28"/>
+        </w:rPr>
+      </w:pPr>
+      <w:r>
+        <w:rPr>
+          <w:b/>
+          <w:bCs/>
+          <w:sz w:val="28"/>
+          <w:szCs w:val="28"/>
+        </w:rPr>
+        <w:lastRenderedPageBreak/>
         <w:t>3. Problemática</w:t>
       </w:r>
     </w:p>
@@ -453,7 +464,6 @@
           <w:sz w:val="22"/>
           <w:szCs w:val="22"/>
         </w:rPr>
-        <w:lastRenderedPageBreak/>
         <w:t>La biblioteca necesita controlar correctamente los préstamos de libros y evitar problemas relacionados con:</w:t>
       </w:r>
     </w:p>
@@ -884,13 +894,44 @@
           <w:szCs w:val="28"/>
         </w:rPr>
       </w:pPr>
-      <w:r>
-        <w:rPr>
-          <w:b/>
-          <w:bCs/>
-          <w:sz w:val="28"/>
-          <w:szCs w:val="28"/>
-        </w:rPr>
+    </w:p>
+    <w:p>
+      <w:pPr>
+        <w:rPr>
+          <w:b/>
+          <w:bCs/>
+          <w:sz w:val="28"/>
+          <w:szCs w:val="28"/>
+        </w:rPr>
+      </w:pPr>
+    </w:p>
+    <w:p>
+      <w:pPr>
+        <w:rPr>
+          <w:b/>
+          <w:bCs/>
+          <w:sz w:val="28"/>
+          <w:szCs w:val="28"/>
+        </w:rPr>
+      </w:pPr>
+    </w:p>
+    <w:p>
+      <w:pPr>
+        <w:rPr>
+          <w:b/>
+          <w:bCs/>
+          <w:sz w:val="28"/>
+          <w:szCs w:val="28"/>
+        </w:rPr>
+      </w:pPr>
+      <w:r>
+        <w:rPr>
+          <w:b/>
+          <w:bCs/>
+          <w:sz w:val="28"/>
+          <w:szCs w:val="28"/>
+        </w:rPr>
+        <w:lastRenderedPageBreak/>
         <w:t>6. Usuarios del sistema</w:t>
       </w:r>
     </w:p>
@@ -973,7 +1014,6 @@
           <w:sz w:val="22"/>
           <w:szCs w:val="22"/>
         </w:rPr>
-        <w:lastRenderedPageBreak/>
         <w:t xml:space="preserve">Consultar fechas de devolución. </w:t>
       </w:r>
     </w:p>
@@ -1284,13 +1324,64 @@
           <w:szCs w:val="28"/>
         </w:rPr>
       </w:pPr>
-      <w:r>
-        <w:rPr>
-          <w:b/>
-          <w:bCs/>
-          <w:sz w:val="28"/>
-          <w:szCs w:val="28"/>
-        </w:rPr>
+    </w:p>
+    <w:p>
+      <w:pPr>
+        <w:rPr>
+          <w:b/>
+          <w:bCs/>
+          <w:sz w:val="28"/>
+          <w:szCs w:val="28"/>
+        </w:rPr>
+      </w:pPr>
+    </w:p>
+    <w:p>
+      <w:pPr>
+        <w:rPr>
+          <w:b/>
+          <w:bCs/>
+          <w:sz w:val="28"/>
+          <w:szCs w:val="28"/>
+        </w:rPr>
+      </w:pPr>
+    </w:p>
+    <w:p>
+      <w:pPr>
+        <w:rPr>
+          <w:b/>
+          <w:bCs/>
+          <w:sz w:val="28"/>
+          <w:szCs w:val="28"/>
+        </w:rPr>
+      </w:pPr>
+    </w:p>
+    <w:p>
+      <w:pPr>
+        <w:rPr>
+          <w:b/>
+          <w:bCs/>
+          <w:sz w:val="28"/>
+          <w:szCs w:val="28"/>
+        </w:rPr>
+      </w:pPr>
+    </w:p>
+    <w:p>
+      <w:pPr>
+        <w:rPr>
+          <w:b/>
+          <w:bCs/>
+          <w:sz w:val="28"/>
+          <w:szCs w:val="28"/>
+        </w:rPr>
+      </w:pPr>
+      <w:r>
+        <w:rPr>
+          <w:b/>
+          <w:bCs/>
+          <w:sz w:val="28"/>
+          <w:szCs w:val="28"/>
+        </w:rPr>
+        <w:lastRenderedPageBreak/>
         <w:t>7. Requerimientos funcionales</w:t>
       </w:r>
     </w:p>
@@ -1412,6 +1503,62 @@
           <w:sz w:val="22"/>
           <w:szCs w:val="22"/>
         </w:rPr>
+        <w:t>-Determinar el plazo según el tipo de usuario</w:t>
+      </w:r>
+    </w:p>
+    <w:p>
+      <w:pPr>
+        <w:rPr>
+          <w:sz w:val="22"/>
+          <w:szCs w:val="22"/>
+        </w:rPr>
+      </w:pPr>
+      <w:r>
+        <w:rPr>
+          <w:sz w:val="22"/>
+          <w:szCs w:val="22"/>
+        </w:rPr>
+        <w:t>-Registrar devoluciones.</w:t>
+      </w:r>
+    </w:p>
+    <w:p>
+      <w:pPr>
+        <w:rPr>
+          <w:sz w:val="22"/>
+          <w:szCs w:val="22"/>
+        </w:rPr>
+      </w:pPr>
+      <w:r>
+        <w:rPr>
+          <w:sz w:val="22"/>
+          <w:szCs w:val="22"/>
+        </w:rPr>
+        <w:t>-Permitir solicitar renovaciones.</w:t>
+      </w:r>
+    </w:p>
+    <w:p>
+      <w:pPr>
+        <w:rPr>
+          <w:sz w:val="22"/>
+          <w:szCs w:val="22"/>
+        </w:rPr>
+      </w:pPr>
+      <w:r>
+        <w:rPr>
+          <w:sz w:val="22"/>
+          <w:szCs w:val="22"/>
+        </w:rPr>
+        <w:t>-Controlar las reglas de renovación.</w:t>
+      </w:r>
+    </w:p>
+    <w:p>
+      <w:pPr>
+        <w:rPr>
+          <w:sz w:val="22"/>
+          <w:szCs w:val="22"/>
+        </w:rPr>
+      </w:pPr>
+      <w:r>
         <w:t>-</w:t>
       </w:r>
       <w:r>
@@ -1419,1554 +1566,1120 @@
           <w:sz w:val="22"/>
           <w:szCs w:val="22"/>
         </w:rPr>
-        <w:t>Determinar el plazo según el tipo de usuario</w:t>
-      </w:r>
-    </w:p>
-    <w:p>
-      <w:pPr>
-        <w:rPr>
-          <w:sz w:val="22"/>
-          <w:szCs w:val="22"/>
-        </w:rPr>
-      </w:pPr>
-      <w:r>
-        <w:rPr>
-          <w:sz w:val="22"/>
-          <w:szCs w:val="22"/>
-        </w:rPr>
-        <w:t>-</w:t>
-      </w:r>
-      <w:r>
-        <w:rPr>
-          <w:sz w:val="22"/>
-          <w:szCs w:val="22"/>
-        </w:rPr>
-        <w:t>Registrar devoluciones.</w:t>
-      </w:r>
-    </w:p>
-    <w:p>
-      <w:pPr>
-        <w:rPr>
-          <w:sz w:val="22"/>
-          <w:szCs w:val="22"/>
-        </w:rPr>
-      </w:pPr>
-      <w:r>
-        <w:rPr>
-          <w:sz w:val="22"/>
-          <w:szCs w:val="22"/>
-        </w:rPr>
-        <w:t>-</w:t>
-      </w:r>
-      <w:r>
-        <w:rPr>
-          <w:sz w:val="22"/>
-          <w:szCs w:val="22"/>
-        </w:rPr>
-        <w:t>Permitir solicitar renovaciones.</w:t>
-      </w:r>
-    </w:p>
-    <w:p>
-      <w:pPr>
-        <w:rPr>
-          <w:sz w:val="22"/>
-          <w:szCs w:val="22"/>
-        </w:rPr>
-      </w:pPr>
-      <w:r>
-        <w:rPr>
-          <w:sz w:val="22"/>
-          <w:szCs w:val="22"/>
-        </w:rPr>
-        <w:t>-</w:t>
-      </w:r>
-      <w:r>
-        <w:rPr>
-          <w:sz w:val="22"/>
-          <w:szCs w:val="22"/>
-        </w:rPr>
-        <w:t>Controlar las reglas de renovación.</w:t>
-      </w:r>
-    </w:p>
-    <w:p>
-      <w:pPr>
-        <w:rPr>
-          <w:sz w:val="22"/>
-          <w:szCs w:val="22"/>
-        </w:rPr>
-      </w:pPr>
-      <w:r>
+        <w:t>Registrar multas por retrasos.</w:t>
+      </w:r>
+    </w:p>
+    <w:p>
+      <w:pPr>
+        <w:rPr>
+          <w:sz w:val="22"/>
+          <w:szCs w:val="22"/>
+        </w:rPr>
+      </w:pPr>
+      <w:r>
+        <w:rPr>
+          <w:sz w:val="22"/>
+          <w:szCs w:val="22"/>
+        </w:rPr>
+        <w:t>-Registrar el pago de multas.</w:t>
+      </w:r>
+    </w:p>
+    <w:p>
+      <w:pPr>
+        <w:rPr>
+          <w:sz w:val="22"/>
+          <w:szCs w:val="22"/>
+        </w:rPr>
+      </w:pPr>
+      <w:r>
+        <w:rPr>
+          <w:sz w:val="22"/>
+          <w:szCs w:val="22"/>
+        </w:rPr>
+        <w:t>-Controlar el estado del usuario.</w:t>
+      </w:r>
+    </w:p>
+    <w:p>
+      <w:pPr>
+        <w:rPr>
+          <w:sz w:val="22"/>
+          <w:szCs w:val="22"/>
+        </w:rPr>
+      </w:pPr>
+      <w:r>
+        <w:rPr>
+          <w:sz w:val="22"/>
+          <w:szCs w:val="22"/>
+        </w:rPr>
+        <w:t>-Controlar el stock de libros.</w:t>
+      </w:r>
+    </w:p>
+    <w:p>
+      <w:pPr>
+        <w:rPr>
+          <w:sz w:val="22"/>
+          <w:szCs w:val="22"/>
+        </w:rPr>
+      </w:pPr>
+      <w:r>
+        <w:rPr>
+          <w:sz w:val="22"/>
+          <w:szCs w:val="22"/>
+        </w:rPr>
+        <w:t>-Generar informes de préstamos.</w:t>
+      </w:r>
+    </w:p>
+    <w:p>
+      <w:pPr>
+        <w:rPr>
+          <w:sz w:val="22"/>
+          <w:szCs w:val="22"/>
+        </w:rPr>
+      </w:pPr>
+      <w:r>
+        <w:rPr>
+          <w:sz w:val="22"/>
+          <w:szCs w:val="22"/>
+        </w:rPr>
+        <w:t>-Consultar el estado de los usuarios.</w:t>
+      </w:r>
+    </w:p>
+    <w:p>
+      <w:pPr>
+        <w:rPr>
+          <w:b/>
+          <w:bCs/>
+          <w:sz w:val="28"/>
+          <w:szCs w:val="28"/>
+        </w:rPr>
+      </w:pPr>
+    </w:p>
+    <w:p>
+      <w:pPr>
+        <w:rPr>
+          <w:b/>
+          <w:bCs/>
+          <w:sz w:val="28"/>
+          <w:szCs w:val="28"/>
+        </w:rPr>
+      </w:pPr>
+      <w:r>
+        <w:rPr>
+          <w:b/>
+          <w:bCs/>
+          <w:sz w:val="28"/>
+          <w:szCs w:val="28"/>
+        </w:rPr>
+        <w:t>8. Requerimientos no funcionales</w:t>
+      </w:r>
+    </w:p>
+    <w:p>
+      <w:pPr>
+        <w:rPr>
+          <w:sz w:val="22"/>
+          <w:szCs w:val="22"/>
+        </w:rPr>
+      </w:pPr>
+      <w:r>
+        <w:rPr>
+          <w:sz w:val="22"/>
+          <w:szCs w:val="22"/>
+        </w:rPr>
+        <w:t>-El sistema debe contar con una interfaz sencilla de utilizar.</w:t>
+      </w:r>
+    </w:p>
+    <w:p>
+      <w:pPr>
+        <w:rPr>
+          <w:sz w:val="22"/>
+          <w:szCs w:val="22"/>
+        </w:rPr>
+      </w:pPr>
+      <w:r>
+        <w:rPr>
+          <w:sz w:val="22"/>
+          <w:szCs w:val="22"/>
+        </w:rPr>
+        <w:t>-La información debe almacenarse de forma segura.</w:t>
+      </w:r>
+    </w:p>
+    <w:p>
+      <w:pPr>
+        <w:rPr>
+          <w:sz w:val="22"/>
+          <w:szCs w:val="22"/>
+        </w:rPr>
+      </w:pPr>
+      <w:r>
+        <w:rPr>
+          <w:sz w:val="22"/>
+          <w:szCs w:val="22"/>
+        </w:rPr>
+        <w:t>-El sistema debe permitir consultar información rápidamente.</w:t>
+      </w:r>
+    </w:p>
+    <w:p>
+      <w:pPr>
+        <w:rPr>
+          <w:sz w:val="22"/>
+          <w:szCs w:val="22"/>
+        </w:rPr>
+      </w:pPr>
+      <w:r>
+        <w:rPr>
+          <w:sz w:val="22"/>
+          <w:szCs w:val="22"/>
+        </w:rPr>
+        <w:t>-Solo usuarios autorizados deben poder administrar la información.</w:t>
+      </w:r>
+    </w:p>
+    <w:p>
+      <w:pPr>
+        <w:rPr>
+          <w:sz w:val="22"/>
+          <w:szCs w:val="22"/>
+        </w:rPr>
+      </w:pPr>
+      <w:r>
+        <w:rPr>
+          <w:sz w:val="22"/>
+          <w:szCs w:val="22"/>
+        </w:rPr>
+        <w:t>-La información de préstamos debe mantenerse disponible para consultas posteriores.</w:t>
+      </w:r>
+    </w:p>
+    <w:p>
+      <w:pPr>
+        <w:pStyle w:val="Prrafodelista"/>
+        <w:rPr>
+          <w:sz w:val="22"/>
+          <w:szCs w:val="22"/>
+        </w:rPr>
+      </w:pPr>
+    </w:p>
+    <w:p>
+      <w:pPr>
+        <w:pStyle w:val="Prrafodelista"/>
+        <w:rPr>
+          <w:sz w:val="22"/>
+          <w:szCs w:val="22"/>
+        </w:rPr>
+      </w:pPr>
+    </w:p>
+    <w:p>
+      <w:pPr>
+        <w:pStyle w:val="Prrafodelista"/>
+        <w:rPr>
+          <w:sz w:val="22"/>
+          <w:szCs w:val="22"/>
+        </w:rPr>
+      </w:pPr>
+    </w:p>
+    <w:p>
+      <w:pPr>
+        <w:rPr>
+          <w:b/>
+          <w:bCs/>
+          <w:sz w:val="28"/>
+          <w:szCs w:val="28"/>
+        </w:rPr>
+      </w:pPr>
+    </w:p>
+    <w:p>
+      <w:pPr>
+        <w:rPr>
+          <w:b/>
+          <w:bCs/>
+          <w:sz w:val="28"/>
+          <w:szCs w:val="28"/>
+        </w:rPr>
+      </w:pPr>
+      <w:r>
+        <w:rPr>
+          <w:b/>
+          <w:bCs/>
+          <w:sz w:val="28"/>
+          <w:szCs w:val="28"/>
+        </w:rPr>
         <w:lastRenderedPageBreak/>
-        <w:t>-</w:t>
-      </w:r>
-      <w:r>
-        <w:rPr>
-          <w:sz w:val="22"/>
-          <w:szCs w:val="22"/>
-        </w:rPr>
-        <w:t>Registrar multas por retrasos.</w:t>
-      </w:r>
-    </w:p>
-    <w:p>
-      <w:pPr>
-        <w:rPr>
-          <w:sz w:val="22"/>
-          <w:szCs w:val="22"/>
-        </w:rPr>
-      </w:pPr>
-      <w:r>
-        <w:rPr>
-          <w:sz w:val="22"/>
-          <w:szCs w:val="22"/>
-        </w:rPr>
-        <w:t>-</w:t>
-      </w:r>
-      <w:r>
-        <w:rPr>
-          <w:sz w:val="22"/>
-          <w:szCs w:val="22"/>
-        </w:rPr>
-        <w:t>Registrar el pago de multas.</w:t>
-      </w:r>
-    </w:p>
-    <w:p>
-      <w:pPr>
-        <w:rPr>
-          <w:sz w:val="22"/>
-          <w:szCs w:val="22"/>
-        </w:rPr>
-      </w:pPr>
-      <w:r>
-        <w:rPr>
-          <w:sz w:val="22"/>
-          <w:szCs w:val="22"/>
-        </w:rPr>
-        <w:t>-</w:t>
-      </w:r>
-      <w:r>
-        <w:rPr>
-          <w:sz w:val="22"/>
-          <w:szCs w:val="22"/>
-        </w:rPr>
-        <w:t>Controlar el estado del usuario.</w:t>
-      </w:r>
-    </w:p>
-    <w:p>
-      <w:pPr>
-        <w:rPr>
-          <w:sz w:val="22"/>
-          <w:szCs w:val="22"/>
-        </w:rPr>
-      </w:pPr>
-      <w:r>
-        <w:rPr>
-          <w:sz w:val="22"/>
-          <w:szCs w:val="22"/>
-        </w:rPr>
-        <w:t>-</w:t>
-      </w:r>
-      <w:r>
-        <w:rPr>
-          <w:sz w:val="22"/>
-          <w:szCs w:val="22"/>
-        </w:rPr>
-        <w:t>Controlar el stock de libros.</w:t>
-      </w:r>
-    </w:p>
-    <w:p>
-      <w:pPr>
-        <w:rPr>
-          <w:sz w:val="22"/>
-          <w:szCs w:val="22"/>
-        </w:rPr>
-      </w:pPr>
-      <w:r>
-        <w:rPr>
-          <w:sz w:val="22"/>
-          <w:szCs w:val="22"/>
-        </w:rPr>
-        <w:t>-</w:t>
-      </w:r>
-      <w:r>
-        <w:rPr>
-          <w:sz w:val="22"/>
-          <w:szCs w:val="22"/>
-        </w:rPr>
-        <w:t>Generar informes de préstamos.</w:t>
-      </w:r>
-    </w:p>
-    <w:p>
-      <w:pPr>
-        <w:rPr>
-          <w:sz w:val="22"/>
-          <w:szCs w:val="22"/>
-        </w:rPr>
-      </w:pPr>
-      <w:r>
-        <w:rPr>
-          <w:sz w:val="22"/>
-          <w:szCs w:val="22"/>
-        </w:rPr>
-        <w:t>-</w:t>
-      </w:r>
-      <w:r>
-        <w:rPr>
-          <w:sz w:val="22"/>
-          <w:szCs w:val="22"/>
-        </w:rPr>
-        <w:t>Consultar el estado de los usuarios.</w:t>
-      </w:r>
-    </w:p>
-    <w:p>
-      <w:pPr>
-        <w:rPr>
-          <w:b/>
-          <w:bCs/>
-          <w:sz w:val="28"/>
-          <w:szCs w:val="28"/>
-        </w:rPr>
-      </w:pPr>
-      <w:r>
-        <w:rPr>
-          <w:b/>
-          <w:bCs/>
-          <w:sz w:val="28"/>
-          <w:szCs w:val="28"/>
-        </w:rPr>
-        <w:t>8. Requerimientos no funcionales</w:t>
-      </w:r>
-    </w:p>
-    <w:p>
-      <w:pPr>
-        <w:rPr>
-          <w:sz w:val="22"/>
-          <w:szCs w:val="22"/>
-        </w:rPr>
-      </w:pPr>
-      <w:r>
-        <w:rPr>
-          <w:sz w:val="22"/>
-          <w:szCs w:val="22"/>
-        </w:rPr>
-        <w:t>-</w:t>
-      </w:r>
-      <w:r>
-        <w:rPr>
-          <w:sz w:val="22"/>
-          <w:szCs w:val="22"/>
-        </w:rPr>
-        <w:t>El sistema debe contar con una interfaz sencilla de utilizar.</w:t>
-      </w:r>
-    </w:p>
-    <w:p>
-      <w:pPr>
-        <w:rPr>
-          <w:sz w:val="22"/>
-          <w:szCs w:val="22"/>
-        </w:rPr>
-      </w:pPr>
-      <w:r>
-        <w:rPr>
-          <w:sz w:val="22"/>
-          <w:szCs w:val="22"/>
-        </w:rPr>
-        <w:t>-</w:t>
-      </w:r>
-      <w:r>
-        <w:rPr>
-          <w:sz w:val="22"/>
-          <w:szCs w:val="22"/>
-        </w:rPr>
-        <w:t>La información debe almacenarse de forma segura.</w:t>
-      </w:r>
-    </w:p>
-    <w:p>
-      <w:pPr>
-        <w:rPr>
-          <w:sz w:val="22"/>
-          <w:szCs w:val="22"/>
-        </w:rPr>
-      </w:pPr>
-      <w:r>
-        <w:rPr>
-          <w:sz w:val="22"/>
-          <w:szCs w:val="22"/>
-        </w:rPr>
-        <w:t>-</w:t>
-      </w:r>
-      <w:r>
-        <w:rPr>
-          <w:sz w:val="22"/>
-          <w:szCs w:val="22"/>
-        </w:rPr>
-        <w:t>El sistema debe permitir consultar información rápidamente.</w:t>
-      </w:r>
-    </w:p>
-    <w:p>
-      <w:pPr>
-        <w:rPr>
-          <w:sz w:val="22"/>
-          <w:szCs w:val="22"/>
-        </w:rPr>
-      </w:pPr>
-      <w:r>
-        <w:rPr>
-          <w:sz w:val="22"/>
-          <w:szCs w:val="22"/>
-        </w:rPr>
-        <w:t>-</w:t>
-      </w:r>
-      <w:r>
-        <w:rPr>
-          <w:sz w:val="22"/>
-          <w:szCs w:val="22"/>
-        </w:rPr>
-        <w:t>Solo usuarios autorizados deben poder administrar la información.</w:t>
-      </w:r>
-    </w:p>
-    <w:p>
-      <w:pPr>
-        <w:rPr>
-          <w:sz w:val="22"/>
-          <w:szCs w:val="22"/>
-        </w:rPr>
-      </w:pPr>
-      <w:r>
-        <w:rPr>
-          <w:sz w:val="22"/>
-          <w:szCs w:val="22"/>
-        </w:rPr>
-        <w:t>-</w:t>
-      </w:r>
-      <w:r>
-        <w:rPr>
-          <w:sz w:val="22"/>
-          <w:szCs w:val="22"/>
-        </w:rPr>
-        <w:t>La información de préstamos debe mantenerse disponible para consultas posteriores.</w:t>
-      </w:r>
-    </w:p>
-    <w:p>
-      <w:pPr>
-        <w:rPr>
-          <w:b/>
-          <w:bCs/>
-          <w:sz w:val="28"/>
-          <w:szCs w:val="28"/>
-        </w:rPr>
-      </w:pPr>
-      <w:r>
-        <w:rPr>
-          <w:b/>
-          <w:bCs/>
-          <w:sz w:val="28"/>
-          <w:szCs w:val="28"/>
-        </w:rPr>
-        <w:t>9. Procesos de negocio</w:t>
-      </w:r>
-    </w:p>
-    <w:p>
-      <w:pPr>
-        <w:rPr>
-          <w:sz w:val="22"/>
-          <w:szCs w:val="22"/>
-        </w:rPr>
-      </w:pPr>
-      <w:r>
-        <w:rPr>
-          <w:sz w:val="22"/>
-          <w:szCs w:val="22"/>
-        </w:rPr>
-        <w:t>El proceso comienza cuando un estudiante o docente solicita un libro.</w:t>
-      </w:r>
-    </w:p>
-    <w:p>
-      <w:pPr>
-        <w:rPr>
-          <w:sz w:val="22"/>
-          <w:szCs w:val="22"/>
-        </w:rPr>
-      </w:pPr>
-      <w:r>
-        <w:rPr>
-          <w:sz w:val="22"/>
-          <w:szCs w:val="22"/>
-        </w:rPr>
-        <w:t>Flujo</w:t>
-      </w:r>
-    </w:p>
-    <w:p>
-      <w:pPr>
-        <w:rPr>
-          <w:sz w:val="22"/>
-          <w:szCs w:val="22"/>
-        </w:rPr>
-      </w:pPr>
-      <w:r>
-        <w:rPr>
-          <w:sz w:val="22"/>
-          <w:szCs w:val="22"/>
-        </w:rPr>
-        <w:t>Usuario solicita libro</w:t>
-      </w:r>
-    </w:p>
-    <w:p>
-      <w:pPr>
-        <w:rPr>
-          <w:sz w:val="22"/>
-          <w:szCs w:val="22"/>
-        </w:rPr>
-      </w:pPr>
-      <w:r>
-        <w:rPr>
-          <w:sz w:val="22"/>
-          <w:szCs w:val="22"/>
-        </w:rPr>
-        <w:t>↓</w:t>
-      </w:r>
-    </w:p>
-    <w:p>
-      <w:pPr>
-        <w:rPr>
-          <w:sz w:val="22"/>
-          <w:szCs w:val="22"/>
-        </w:rPr>
-      </w:pPr>
-      <w:r>
-        <w:rPr>
-          <w:sz w:val="22"/>
-          <w:szCs w:val="22"/>
-        </w:rPr>
-        <w:t>Sistema identifica al usuario</w:t>
-      </w:r>
-    </w:p>
-    <w:p>
-      <w:pPr>
-        <w:rPr>
-          <w:sz w:val="22"/>
-          <w:szCs w:val="22"/>
-        </w:rPr>
-      </w:pPr>
-      <w:r>
-        <w:rPr>
-          <w:sz w:val="22"/>
-          <w:szCs w:val="22"/>
-        </w:rPr>
-        <w:t>↓</w:t>
-      </w:r>
-    </w:p>
-    <w:p>
-      <w:pPr>
-        <w:rPr>
-          <w:sz w:val="22"/>
-          <w:szCs w:val="22"/>
-        </w:rPr>
-      </w:pPr>
-      <w:r>
-        <w:rPr>
-          <w:sz w:val="22"/>
-          <w:szCs w:val="22"/>
-        </w:rPr>
-        <w:t>Sistema verifica estado del usuario</w:t>
-      </w:r>
-    </w:p>
-    <w:p>
-      <w:pPr>
-        <w:rPr>
-          <w:sz w:val="22"/>
-          <w:szCs w:val="22"/>
-        </w:rPr>
-      </w:pPr>
-      <w:r>
-        <w:rPr>
-          <w:sz w:val="22"/>
-          <w:szCs w:val="22"/>
-        </w:rPr>
-        <w:t>↓</w:t>
-      </w:r>
-    </w:p>
-    <w:p>
-      <w:pPr>
-        <w:rPr>
-          <w:sz w:val="22"/>
-          <w:szCs w:val="22"/>
-        </w:rPr>
-      </w:pPr>
-      <w:r>
-        <w:rPr>
-          <w:sz w:val="22"/>
-          <w:szCs w:val="22"/>
-        </w:rPr>
-        <w:t>¿Usuario habilitado?</w:t>
-      </w:r>
-    </w:p>
-    <w:p>
-      <w:pPr>
-        <w:pStyle w:val="Prrafodelista"/>
-        <w:numPr>
-          <w:ilvl w:val="0"/>
-          <w:numId w:val="14"/>
-        </w:numPr>
-        <w:rPr>
-          <w:sz w:val="22"/>
-          <w:szCs w:val="22"/>
-        </w:rPr>
-      </w:pPr>
-      <w:r>
-        <w:rPr>
-          <w:sz w:val="22"/>
-          <w:szCs w:val="22"/>
-        </w:rPr>
-        <w:t xml:space="preserve">No → Se rechaza la solicitud. </w:t>
-      </w:r>
-    </w:p>
-    <w:p>
-      <w:pPr>
-        <w:pStyle w:val="Prrafodelista"/>
-        <w:numPr>
-          <w:ilvl w:val="0"/>
-          <w:numId w:val="14"/>
-        </w:numPr>
-        <w:rPr>
-          <w:sz w:val="22"/>
-          <w:szCs w:val="22"/>
-        </w:rPr>
-      </w:pPr>
-      <w:r>
-        <w:rPr>
-          <w:sz w:val="22"/>
-          <w:szCs w:val="22"/>
-        </w:rPr>
-        <w:t xml:space="preserve">Sí → Continúa. </w:t>
-      </w:r>
-    </w:p>
-    <w:p>
-      <w:pPr>
-        <w:rPr>
-          <w:sz w:val="22"/>
-          <w:szCs w:val="22"/>
-        </w:rPr>
-      </w:pPr>
-      <w:r>
-        <w:rPr>
-          <w:sz w:val="22"/>
-          <w:szCs w:val="22"/>
-        </w:rPr>
-        <w:t>↓</w:t>
-      </w:r>
-    </w:p>
-    <w:p>
-      <w:pPr>
-        <w:rPr>
-          <w:sz w:val="22"/>
-          <w:szCs w:val="22"/>
-        </w:rPr>
-      </w:pPr>
-      <w:r>
-        <w:rPr>
-          <w:sz w:val="22"/>
-          <w:szCs w:val="22"/>
-        </w:rPr>
-        <w:t>Sistema verifica disponibilidad del libro</w:t>
-      </w:r>
-    </w:p>
-    <w:p>
-      <w:pPr>
-        <w:rPr>
-          <w:sz w:val="22"/>
-          <w:szCs w:val="22"/>
-        </w:rPr>
-      </w:pPr>
-      <w:r>
-        <w:rPr>
-          <w:sz w:val="22"/>
-          <w:szCs w:val="22"/>
-        </w:rPr>
-        <w:t>↓</w:t>
-      </w:r>
-    </w:p>
-    <w:p>
-      <w:pPr>
-        <w:rPr>
-          <w:sz w:val="22"/>
-          <w:szCs w:val="22"/>
-        </w:rPr>
-      </w:pPr>
-      <w:r>
-        <w:rPr>
-          <w:sz w:val="22"/>
-          <w:szCs w:val="22"/>
+        <w:t>Diagrama casos de uso</w:t>
+      </w:r>
+      <w:r>
+        <w:rPr>
+          <w:b/>
+          <w:bCs/>
+          <w:sz w:val="28"/>
+          <w:szCs w:val="28"/>
+        </w:rPr>
+        <w:t>.</w:t>
+      </w:r>
+    </w:p>
+    <w:p>
+      <w:pPr>
+        <w:rPr>
+          <w:b/>
+          <w:bCs/>
+          <w:sz w:val="28"/>
+          <w:szCs w:val="28"/>
+        </w:rPr>
+      </w:pPr>
+      <w:r>
+        <w:rPr>
+          <w:b/>
+          <w:bCs/>
+          <w:sz w:val="28"/>
+          <w:szCs w:val="28"/>
+        </w:rPr>
+        <w:drawing>
+          <wp:inline distT="0" distB="0" distL="0" distR="0" wp14:anchorId="5B02F016" wp14:editId="6C15C354">
+            <wp:extent cx="5612130" cy="4351020"/>
+            <wp:effectExtent l="0" t="0" r="7620" b="0"/>
+            <wp:docPr id="1903211924" name="Imagen 1"/>
+            <wp:cNvGraphicFramePr>
+              <a:graphicFrameLocks xmlns:a="http://schemas.openxmlformats.org/drawingml/2006/main" noChangeAspect="1"/>
+            </wp:cNvGraphicFramePr>
+            <a:graphic xmlns:a="http://schemas.openxmlformats.org/drawingml/2006/main">
+              <a:graphicData uri="http://schemas.openxmlformats.org/drawingml/2006/picture">
+                <pic:pic xmlns:pic="http://schemas.openxmlformats.org/drawingml/2006/picture">
+                  <pic:nvPicPr>
+                    <pic:cNvPr id="1903211924" name=""/>
+                    <pic:cNvPicPr/>
+                  </pic:nvPicPr>
+                  <pic:blipFill>
+                    <a:blip r:embed="rId7"/>
+                    <a:stretch>
+                      <a:fillRect/>
+                    </a:stretch>
+                  </pic:blipFill>
+                  <pic:spPr>
+                    <a:xfrm>
+                      <a:off x="0" y="0"/>
+                      <a:ext cx="5612130" cy="4351020"/>
+                    </a:xfrm>
+                    <a:prstGeom prst="rect">
+                      <a:avLst/>
+                    </a:prstGeom>
+                  </pic:spPr>
+                </pic:pic>
+              </a:graphicData>
+            </a:graphic>
+          </wp:inline>
+        </w:drawing>
+      </w:r>
+    </w:p>
+    <w:p>
+      <w:pPr>
+        <w:rPr>
+          <w:b/>
+          <w:bCs/>
+          <w:sz w:val="28"/>
+          <w:szCs w:val="28"/>
+        </w:rPr>
+      </w:pPr>
+    </w:p>
+    <w:p>
+      <w:pPr>
+        <w:rPr>
+          <w:b/>
+          <w:bCs/>
+          <w:sz w:val="28"/>
+          <w:szCs w:val="28"/>
+        </w:rPr>
+      </w:pPr>
+    </w:p>
+    <w:p>
+      <w:pPr>
+        <w:rPr>
+          <w:b/>
+          <w:bCs/>
+          <w:sz w:val="28"/>
+          <w:szCs w:val="28"/>
+        </w:rPr>
+      </w:pPr>
+    </w:p>
+    <w:p>
+      <w:pPr>
+        <w:rPr>
+          <w:b/>
+          <w:bCs/>
+          <w:sz w:val="28"/>
+          <w:szCs w:val="28"/>
+        </w:rPr>
+      </w:pPr>
+    </w:p>
+    <w:p>
+      <w:pPr>
+        <w:rPr>
+          <w:b/>
+          <w:bCs/>
+          <w:sz w:val="28"/>
+          <w:szCs w:val="28"/>
+        </w:rPr>
+      </w:pPr>
+    </w:p>
+    <w:p>
+      <w:pPr>
+        <w:rPr>
+          <w:b/>
+          <w:bCs/>
+          <w:sz w:val="28"/>
+          <w:szCs w:val="28"/>
+        </w:rPr>
+      </w:pPr>
+    </w:p>
+    <w:p>
+      <w:pPr>
+        <w:rPr>
+          <w:b/>
+          <w:bCs/>
+          <w:sz w:val="28"/>
+          <w:szCs w:val="28"/>
+        </w:rPr>
+      </w:pPr>
+    </w:p>
+    <w:p>
+      <w:pPr>
+        <w:rPr>
+          <w:b/>
+          <w:bCs/>
+          <w:sz w:val="28"/>
+          <w:szCs w:val="28"/>
+        </w:rPr>
+      </w:pPr>
+    </w:p>
+    <w:p>
+      <w:pPr>
+        <w:rPr>
+          <w:b/>
+          <w:bCs/>
+          <w:sz w:val="28"/>
+          <w:szCs w:val="28"/>
+        </w:rPr>
+      </w:pPr>
+    </w:p>
+    <w:p>
+      <w:pPr>
+        <w:rPr>
+          <w:b/>
+          <w:bCs/>
+          <w:sz w:val="28"/>
+          <w:szCs w:val="28"/>
+        </w:rPr>
+      </w:pPr>
+    </w:p>
+    <w:p>
+      <w:pPr>
+        <w:rPr>
+          <w:b/>
+          <w:bCs/>
+          <w:sz w:val="28"/>
+          <w:szCs w:val="28"/>
+        </w:rPr>
+      </w:pPr>
+      <w:r>
+        <w:rPr>
+          <w:b/>
+          <w:bCs/>
+          <w:sz w:val="28"/>
+          <w:szCs w:val="28"/>
         </w:rPr>
         <w:lastRenderedPageBreak/>
-        <w:t>¿Libro disponible?</w:t>
-      </w:r>
-    </w:p>
-    <w:p>
-      <w:pPr>
-        <w:pStyle w:val="Prrafodelista"/>
-        <w:numPr>
-          <w:ilvl w:val="0"/>
-          <w:numId w:val="14"/>
-        </w:numPr>
-        <w:rPr>
-          <w:sz w:val="22"/>
-          <w:szCs w:val="22"/>
-        </w:rPr>
-      </w:pPr>
-      <w:r>
-        <w:rPr>
-          <w:sz w:val="22"/>
-          <w:szCs w:val="22"/>
-        </w:rPr>
-        <w:t xml:space="preserve">No → Se informa que no está disponible. </w:t>
-      </w:r>
-    </w:p>
-    <w:p>
-      <w:pPr>
-        <w:pStyle w:val="Prrafodelista"/>
-        <w:numPr>
-          <w:ilvl w:val="0"/>
-          <w:numId w:val="14"/>
-        </w:numPr>
-        <w:rPr>
-          <w:sz w:val="22"/>
-          <w:szCs w:val="22"/>
-        </w:rPr>
-      </w:pPr>
-      <w:r>
-        <w:rPr>
-          <w:sz w:val="22"/>
-          <w:szCs w:val="22"/>
-        </w:rPr>
-        <w:t xml:space="preserve">Sí → Continúa. </w:t>
-      </w:r>
-    </w:p>
-    <w:p>
-      <w:pPr>
-        <w:rPr>
-          <w:sz w:val="22"/>
-          <w:szCs w:val="22"/>
-        </w:rPr>
-      </w:pPr>
-      <w:r>
-        <w:rPr>
-          <w:sz w:val="22"/>
-          <w:szCs w:val="22"/>
-        </w:rPr>
-        <w:t>↓</w:t>
-      </w:r>
-    </w:p>
-    <w:p>
-      <w:pPr>
-        <w:rPr>
-          <w:sz w:val="22"/>
-          <w:szCs w:val="22"/>
-        </w:rPr>
-      </w:pPr>
-      <w:r>
-        <w:rPr>
-          <w:sz w:val="22"/>
-          <w:szCs w:val="22"/>
-        </w:rPr>
-        <w:t>Sistema registra préstamo</w:t>
-      </w:r>
-    </w:p>
-    <w:p>
-      <w:pPr>
-        <w:rPr>
-          <w:sz w:val="22"/>
-          <w:szCs w:val="22"/>
-        </w:rPr>
-      </w:pPr>
-      <w:r>
-        <w:rPr>
-          <w:sz w:val="22"/>
-          <w:szCs w:val="22"/>
-        </w:rPr>
-        <w:t>↓</w:t>
-      </w:r>
-    </w:p>
-    <w:p>
-      <w:pPr>
-        <w:rPr>
-          <w:sz w:val="22"/>
-          <w:szCs w:val="22"/>
-        </w:rPr>
-      </w:pPr>
-      <w:r>
-        <w:rPr>
-          <w:sz w:val="22"/>
-          <w:szCs w:val="22"/>
-        </w:rPr>
-        <w:t>Sistema determina fecha de devolución</w:t>
-      </w:r>
-    </w:p>
-    <w:p>
-      <w:pPr>
-        <w:rPr>
-          <w:sz w:val="22"/>
-          <w:szCs w:val="22"/>
-        </w:rPr>
-      </w:pPr>
-      <w:r>
-        <w:rPr>
-          <w:sz w:val="22"/>
-          <w:szCs w:val="22"/>
-        </w:rPr>
-        <w:t>↓</w:t>
-      </w:r>
-    </w:p>
-    <w:p>
-      <w:pPr>
-        <w:rPr>
-          <w:sz w:val="22"/>
-          <w:szCs w:val="22"/>
-        </w:rPr>
-      </w:pPr>
-      <w:r>
-        <w:rPr>
-          <w:sz w:val="22"/>
-          <w:szCs w:val="22"/>
-        </w:rPr>
-        <w:t>Se entrega el libro</w:t>
-      </w:r>
-    </w:p>
-    <w:p>
-      <w:pPr>
-        <w:rPr>
-          <w:b/>
-          <w:bCs/>
-          <w:sz w:val="28"/>
-          <w:szCs w:val="28"/>
-        </w:rPr>
-      </w:pPr>
-      <w:r>
-        <w:rPr>
-          <w:b/>
-          <w:bCs/>
-          <w:sz w:val="28"/>
-          <w:szCs w:val="28"/>
-        </w:rPr>
-        <w:t>10.</w:t>
-      </w:r>
-      <w:r>
-        <w:rPr>
-          <w:b/>
-          <w:bCs/>
-          <w:sz w:val="28"/>
-          <w:szCs w:val="28"/>
-        </w:rPr>
-        <w:t>Proceso de renovación</w:t>
-      </w:r>
-    </w:p>
-    <w:p>
-      <w:pPr>
-        <w:rPr>
-          <w:sz w:val="22"/>
-          <w:szCs w:val="22"/>
-        </w:rPr>
-      </w:pPr>
-      <w:r>
-        <w:rPr>
-          <w:sz w:val="22"/>
-          <w:szCs w:val="22"/>
-        </w:rPr>
-        <w:t>Flujo</w:t>
-      </w:r>
-    </w:p>
-    <w:p>
-      <w:pPr>
-        <w:rPr>
-          <w:sz w:val="22"/>
-          <w:szCs w:val="22"/>
-        </w:rPr>
-      </w:pPr>
-      <w:r>
-        <w:rPr>
-          <w:sz w:val="22"/>
-          <w:szCs w:val="22"/>
-        </w:rPr>
-        <w:t>Usuario solicita renovación</w:t>
-      </w:r>
-    </w:p>
-    <w:p>
-      <w:pPr>
-        <w:rPr>
-          <w:sz w:val="22"/>
-          <w:szCs w:val="22"/>
-        </w:rPr>
-      </w:pPr>
-      <w:r>
-        <w:rPr>
-          <w:sz w:val="22"/>
-          <w:szCs w:val="22"/>
-        </w:rPr>
-        <w:t>↓</w:t>
-      </w:r>
-    </w:p>
-    <w:p>
-      <w:pPr>
-        <w:rPr>
-          <w:sz w:val="22"/>
-          <w:szCs w:val="22"/>
-        </w:rPr>
-      </w:pPr>
-      <w:r>
-        <w:rPr>
-          <w:sz w:val="22"/>
-          <w:szCs w:val="22"/>
-        </w:rPr>
-        <w:t>Sistema busca préstamo</w:t>
-      </w:r>
-    </w:p>
-    <w:p>
-      <w:pPr>
-        <w:rPr>
-          <w:sz w:val="22"/>
-          <w:szCs w:val="22"/>
-        </w:rPr>
-      </w:pPr>
-      <w:r>
-        <w:rPr>
-          <w:sz w:val="22"/>
-          <w:szCs w:val="22"/>
-        </w:rPr>
-        <w:t>↓</w:t>
-      </w:r>
-    </w:p>
-    <w:p>
-      <w:pPr>
-        <w:rPr>
-          <w:sz w:val="22"/>
-          <w:szCs w:val="22"/>
-        </w:rPr>
-      </w:pPr>
-      <w:r>
-        <w:rPr>
-          <w:sz w:val="22"/>
-          <w:szCs w:val="22"/>
-        </w:rPr>
-        <w:t>¿Préstamo existe?</w:t>
-      </w:r>
-    </w:p>
-    <w:p>
-      <w:pPr>
-        <w:rPr>
-          <w:sz w:val="22"/>
-          <w:szCs w:val="22"/>
-        </w:rPr>
-      </w:pPr>
-      <w:r>
-        <w:rPr>
-          <w:sz w:val="22"/>
-          <w:szCs w:val="22"/>
-        </w:rPr>
-        <w:t>-</w:t>
-      </w:r>
-      <w:r>
-        <w:rPr>
-          <w:sz w:val="22"/>
-          <w:szCs w:val="22"/>
-        </w:rPr>
-        <w:t xml:space="preserve">No → Rechazar solicitud. </w:t>
-      </w:r>
-    </w:p>
-    <w:p>
-      <w:pPr>
-        <w:rPr>
-          <w:sz w:val="22"/>
-          <w:szCs w:val="22"/>
-        </w:rPr>
-      </w:pPr>
-      <w:r>
-        <w:rPr>
-          <w:sz w:val="22"/>
-          <w:szCs w:val="22"/>
-        </w:rPr>
-        <w:t>-</w:t>
-      </w:r>
-      <w:r>
-        <w:rPr>
-          <w:sz w:val="22"/>
-          <w:szCs w:val="22"/>
-        </w:rPr>
-        <w:t xml:space="preserve">Sí → Continuar. </w:t>
-      </w:r>
-    </w:p>
-    <w:p>
-      <w:pPr>
-        <w:rPr>
-          <w:sz w:val="22"/>
-          <w:szCs w:val="22"/>
-        </w:rPr>
-      </w:pPr>
-      <w:r>
-        <w:rPr>
-          <w:sz w:val="22"/>
-          <w:szCs w:val="22"/>
-        </w:rPr>
-        <w:t>↓</w:t>
-      </w:r>
-    </w:p>
-    <w:p>
-      <w:pPr>
-        <w:rPr>
-          <w:sz w:val="22"/>
-          <w:szCs w:val="22"/>
-        </w:rPr>
-      </w:pPr>
-      <w:r>
-        <w:rPr>
-          <w:sz w:val="22"/>
-          <w:szCs w:val="22"/>
-        </w:rPr>
-        <w:t>Verificar estado del usuario</w:t>
-      </w:r>
-    </w:p>
-    <w:p>
-      <w:pPr>
-        <w:rPr>
-          <w:sz w:val="22"/>
-          <w:szCs w:val="22"/>
-        </w:rPr>
-      </w:pPr>
-      <w:r>
-        <w:rPr>
-          <w:sz w:val="22"/>
-          <w:szCs w:val="22"/>
-        </w:rPr>
-        <w:t>↓</w:t>
-      </w:r>
-    </w:p>
-    <w:p>
-      <w:pPr>
-        <w:rPr>
-          <w:sz w:val="22"/>
-          <w:szCs w:val="22"/>
-        </w:rPr>
-      </w:pPr>
-      <w:r>
-        <w:rPr>
-          <w:sz w:val="22"/>
-          <w:szCs w:val="22"/>
-        </w:rPr>
-        <w:t>Verificar reglas de renovación</w:t>
-      </w:r>
-    </w:p>
-    <w:p>
-      <w:pPr>
-        <w:rPr>
-          <w:sz w:val="22"/>
-          <w:szCs w:val="22"/>
-        </w:rPr>
-      </w:pPr>
-      <w:r>
-        <w:rPr>
-          <w:sz w:val="22"/>
-          <w:szCs w:val="22"/>
-        </w:rPr>
-        <w:t>↓</w:t>
-      </w:r>
-    </w:p>
-    <w:p>
-      <w:pPr>
-        <w:rPr>
-          <w:sz w:val="22"/>
-          <w:szCs w:val="22"/>
-        </w:rPr>
-      </w:pPr>
-      <w:r>
-        <w:rPr>
-          <w:sz w:val="22"/>
-          <w:szCs w:val="22"/>
-        </w:rPr>
-        <w:t>¿Puede renovar?</w:t>
-      </w:r>
-    </w:p>
-    <w:p>
-      <w:pPr>
-        <w:rPr>
-          <w:sz w:val="22"/>
-          <w:szCs w:val="22"/>
-        </w:rPr>
-      </w:pPr>
-      <w:r>
-        <w:rPr>
-          <w:sz w:val="22"/>
-          <w:szCs w:val="22"/>
-        </w:rPr>
-        <w:t>-</w:t>
-      </w:r>
-      <w:r>
-        <w:rPr>
-          <w:sz w:val="22"/>
-          <w:szCs w:val="22"/>
-        </w:rPr>
-        <w:t xml:space="preserve">No → Informar motivo. </w:t>
-      </w:r>
-    </w:p>
-    <w:p>
-      <w:pPr>
-        <w:rPr>
-          <w:sz w:val="22"/>
-          <w:szCs w:val="22"/>
-        </w:rPr>
-      </w:pPr>
-      <w:r>
-        <w:rPr>
-          <w:sz w:val="22"/>
-          <w:szCs w:val="22"/>
-        </w:rPr>
-        <w:t>-</w:t>
-      </w:r>
-      <w:r>
-        <w:rPr>
-          <w:sz w:val="22"/>
-          <w:szCs w:val="22"/>
-        </w:rPr>
-        <w:t xml:space="preserve">Sí → Actualizar nueva fecha de devolución. </w:t>
-      </w:r>
-    </w:p>
-    <w:p>
-      <w:pPr>
-        <w:rPr>
-          <w:sz w:val="22"/>
-          <w:szCs w:val="22"/>
-        </w:rPr>
-      </w:pPr>
-      <w:r>
-        <w:rPr>
-          <w:sz w:val="22"/>
-          <w:szCs w:val="22"/>
-        </w:rPr>
-        <w:t>↓</w:t>
-      </w:r>
-    </w:p>
-    <w:p>
-      <w:pPr>
-        <w:rPr>
-          <w:sz w:val="22"/>
-          <w:szCs w:val="22"/>
-        </w:rPr>
-      </w:pPr>
-      <w:r>
-        <w:rPr>
-          <w:sz w:val="22"/>
-          <w:szCs w:val="22"/>
-        </w:rPr>
-        <w:t>Registrar renovación</w:t>
-      </w:r>
-    </w:p>
-    <w:p>
-      <w:pPr>
-        <w:pStyle w:val="Prrafodelista"/>
-        <w:rPr>
-          <w:sz w:val="22"/>
-          <w:szCs w:val="22"/>
-        </w:rPr>
-      </w:pPr>
-    </w:p>
-    <w:p>
-      <w:pPr>
-        <w:pStyle w:val="Prrafodelista"/>
-        <w:rPr>
-          <w:b/>
-          <w:bCs/>
-          <w:sz w:val="28"/>
-          <w:szCs w:val="28"/>
-        </w:rPr>
-      </w:pPr>
-    </w:p>
-    <w:p>
-      <w:pPr>
-        <w:ind w:left="360"/>
-        <w:rPr>
-          <w:b/>
-          <w:bCs/>
-          <w:sz w:val="28"/>
-          <w:szCs w:val="28"/>
-        </w:rPr>
-      </w:pPr>
-    </w:p>
-    <w:p>
-      <w:pPr>
-        <w:ind w:left="360"/>
-        <w:rPr>
-          <w:b/>
-          <w:bCs/>
-          <w:sz w:val="28"/>
-          <w:szCs w:val="28"/>
-        </w:rPr>
-      </w:pPr>
-    </w:p>
-    <w:p>
-      <w:pPr>
-        <w:rPr>
-          <w:b/>
-          <w:bCs/>
-          <w:sz w:val="28"/>
-          <w:szCs w:val="28"/>
-        </w:rPr>
-      </w:pPr>
-    </w:p>
-    <w:p>
-      <w:pPr>
-        <w:rPr>
-          <w:b/>
-          <w:bCs/>
-          <w:sz w:val="28"/>
-          <w:szCs w:val="28"/>
-        </w:rPr>
-      </w:pPr>
-      <w:r>
-        <w:rPr>
-          <w:b/>
-          <w:bCs/>
-          <w:sz w:val="28"/>
-          <w:szCs w:val="28"/>
-        </w:rPr>
-        <w:t>11.</w:t>
-      </w:r>
-      <w:r>
-        <w:rPr>
-          <w:b/>
-          <w:bCs/>
-          <w:sz w:val="28"/>
-          <w:szCs w:val="28"/>
-        </w:rPr>
-        <w:t>Proceso de multas y bloqueos</w:t>
-      </w:r>
-    </w:p>
-    <w:p>
-      <w:pPr>
-        <w:pStyle w:val="Prrafodelista"/>
-        <w:rPr>
-          <w:sz w:val="22"/>
-          <w:szCs w:val="22"/>
-        </w:rPr>
-      </w:pPr>
-    </w:p>
-    <w:p>
-      <w:pPr>
-        <w:rPr>
-          <w:sz w:val="22"/>
-          <w:szCs w:val="22"/>
-        </w:rPr>
-      </w:pPr>
-      <w:r>
-        <w:rPr>
-          <w:sz w:val="22"/>
-          <w:szCs w:val="22"/>
-        </w:rPr>
-        <w:t>Flujo</w:t>
-      </w:r>
-    </w:p>
-    <w:p>
-      <w:pPr>
-        <w:rPr>
-          <w:sz w:val="22"/>
-          <w:szCs w:val="22"/>
-        </w:rPr>
-      </w:pPr>
-      <w:r>
-        <w:rPr>
-          <w:sz w:val="22"/>
-          <w:szCs w:val="22"/>
-        </w:rPr>
-        <w:t>Usuario devuelve libro</w:t>
-      </w:r>
-    </w:p>
-    <w:p>
-      <w:pPr>
-        <w:rPr>
-          <w:sz w:val="22"/>
-          <w:szCs w:val="22"/>
-        </w:rPr>
-      </w:pPr>
-      <w:r>
-        <w:rPr>
-          <w:sz w:val="22"/>
-          <w:szCs w:val="22"/>
-        </w:rPr>
-        <w:t>↓</w:t>
-      </w:r>
-    </w:p>
-    <w:p>
-      <w:pPr>
-        <w:rPr>
-          <w:sz w:val="22"/>
-          <w:szCs w:val="22"/>
-        </w:rPr>
-      </w:pPr>
-      <w:r>
-        <w:rPr>
-          <w:sz w:val="22"/>
-          <w:szCs w:val="22"/>
-        </w:rPr>
-        <w:t>Sistema consulta fecha de devolución</w:t>
-      </w:r>
-    </w:p>
-    <w:p>
-      <w:pPr>
-        <w:rPr>
-          <w:sz w:val="22"/>
-          <w:szCs w:val="22"/>
-        </w:rPr>
-      </w:pPr>
-      <w:r>
-        <w:rPr>
-          <w:sz w:val="22"/>
-          <w:szCs w:val="22"/>
-        </w:rPr>
-        <w:t>↓</w:t>
-      </w:r>
-    </w:p>
-    <w:p>
-      <w:pPr>
-        <w:rPr>
-          <w:sz w:val="22"/>
-          <w:szCs w:val="22"/>
-        </w:rPr>
-      </w:pPr>
-      <w:r>
-        <w:rPr>
-          <w:sz w:val="22"/>
-          <w:szCs w:val="22"/>
-        </w:rPr>
-        <w:t>Comparar fecha actual con fecha límite</w:t>
-      </w:r>
-    </w:p>
-    <w:p>
-      <w:pPr>
-        <w:rPr>
-          <w:sz w:val="22"/>
-          <w:szCs w:val="22"/>
-        </w:rPr>
-      </w:pPr>
-      <w:r>
-        <w:rPr>
-          <w:sz w:val="22"/>
-          <w:szCs w:val="22"/>
-        </w:rPr>
-        <w:t>↓</w:t>
-      </w:r>
-    </w:p>
-    <w:p>
-      <w:pPr>
-        <w:rPr>
-          <w:sz w:val="22"/>
-          <w:szCs w:val="22"/>
-        </w:rPr>
-      </w:pPr>
-      <w:r>
-        <w:rPr>
-          <w:sz w:val="22"/>
-          <w:szCs w:val="22"/>
-        </w:rPr>
-        <w:t>¿Existe retraso?</w:t>
-      </w:r>
-    </w:p>
-    <w:p>
-      <w:pPr>
-        <w:rPr>
-          <w:sz w:val="22"/>
-          <w:szCs w:val="22"/>
-        </w:rPr>
-      </w:pPr>
-      <w:r>
-        <w:rPr>
-          <w:sz w:val="22"/>
-          <w:szCs w:val="22"/>
-        </w:rPr>
-        <w:t>NO</w:t>
-      </w:r>
-    </w:p>
-    <w:p>
-      <w:pPr>
-        <w:rPr>
-          <w:sz w:val="22"/>
-          <w:szCs w:val="22"/>
-        </w:rPr>
-      </w:pPr>
-      <w:r>
-        <w:rPr>
-          <w:sz w:val="22"/>
-          <w:szCs w:val="22"/>
-        </w:rPr>
-        <w:t>Registrar devolución.</w:t>
-      </w:r>
-    </w:p>
-    <w:p>
-      <w:pPr>
-        <w:rPr>
-          <w:sz w:val="22"/>
-          <w:szCs w:val="22"/>
-        </w:rPr>
-      </w:pPr>
-      <w:r>
-        <w:rPr>
-          <w:sz w:val="22"/>
-          <w:szCs w:val="22"/>
-        </w:rPr>
-        <w:t>↓</w:t>
-      </w:r>
-    </w:p>
-    <w:p>
-      <w:pPr>
-        <w:rPr>
-          <w:sz w:val="22"/>
-          <w:szCs w:val="22"/>
-        </w:rPr>
-      </w:pPr>
-      <w:r>
-        <w:rPr>
-          <w:sz w:val="22"/>
-          <w:szCs w:val="22"/>
-        </w:rPr>
-        <w:t>Actualizar stock.</w:t>
-      </w:r>
-    </w:p>
-    <w:p>
-      <w:pPr>
-        <w:rPr>
-          <w:sz w:val="22"/>
-          <w:szCs w:val="22"/>
-        </w:rPr>
-      </w:pPr>
-      <w:r>
-        <w:rPr>
-          <w:sz w:val="22"/>
-          <w:szCs w:val="22"/>
-        </w:rPr>
-        <w:t>↓</w:t>
-      </w:r>
-    </w:p>
-    <w:p>
-      <w:pPr>
-        <w:rPr>
-          <w:sz w:val="22"/>
-          <w:szCs w:val="22"/>
-        </w:rPr>
-      </w:pPr>
-      <w:r>
-        <w:rPr>
-          <w:sz w:val="22"/>
-          <w:szCs w:val="22"/>
-        </w:rPr>
-        <w:t>Fin.</w:t>
-      </w:r>
-    </w:p>
-    <w:p>
-      <w:pPr>
-        <w:rPr>
-          <w:sz w:val="22"/>
-          <w:szCs w:val="22"/>
-        </w:rPr>
-      </w:pPr>
-      <w:r>
-        <w:rPr>
-          <w:sz w:val="22"/>
-          <w:szCs w:val="22"/>
-        </w:rPr>
-        <w:t>SÍ</w:t>
-      </w:r>
-    </w:p>
-    <w:p>
-      <w:pPr>
-        <w:rPr>
-          <w:sz w:val="22"/>
-          <w:szCs w:val="22"/>
-        </w:rPr>
-      </w:pPr>
-      <w:r>
-        <w:rPr>
-          <w:sz w:val="22"/>
-          <w:szCs w:val="22"/>
-        </w:rPr>
-        <w:t>Calcular multa.</w:t>
-      </w:r>
-    </w:p>
-    <w:p>
-      <w:pPr>
-        <w:rPr>
-          <w:sz w:val="22"/>
-          <w:szCs w:val="22"/>
-        </w:rPr>
-      </w:pPr>
-      <w:r>
-        <w:rPr>
-          <w:sz w:val="22"/>
-          <w:szCs w:val="22"/>
-        </w:rPr>
-        <w:t>↓</w:t>
-      </w:r>
-    </w:p>
-    <w:p>
-      <w:pPr>
-        <w:rPr>
-          <w:sz w:val="22"/>
-          <w:szCs w:val="22"/>
-        </w:rPr>
-      </w:pPr>
-      <w:r>
-        <w:rPr>
-          <w:sz w:val="22"/>
-          <w:szCs w:val="22"/>
-        </w:rPr>
-        <w:t>Registrar multa.</w:t>
-      </w:r>
-    </w:p>
-    <w:p>
-      <w:pPr>
-        <w:rPr>
-          <w:sz w:val="22"/>
-          <w:szCs w:val="22"/>
-        </w:rPr>
-      </w:pPr>
-      <w:r>
-        <w:rPr>
-          <w:sz w:val="22"/>
-          <w:szCs w:val="22"/>
-        </w:rPr>
-        <w:t>↓</w:t>
-      </w:r>
-    </w:p>
-    <w:p>
-      <w:pPr>
-        <w:rPr>
-          <w:sz w:val="22"/>
-          <w:szCs w:val="22"/>
-        </w:rPr>
-      </w:pPr>
-      <w:r>
-        <w:rPr>
-          <w:sz w:val="22"/>
-          <w:szCs w:val="22"/>
-        </w:rPr>
-        <w:t>Actualizar estado del usuario.</w:t>
-      </w:r>
-    </w:p>
-    <w:p>
-      <w:pPr>
-        <w:rPr>
-          <w:sz w:val="22"/>
-          <w:szCs w:val="22"/>
-        </w:rPr>
-      </w:pPr>
-      <w:r>
-        <w:rPr>
-          <w:sz w:val="22"/>
-          <w:szCs w:val="22"/>
+        <w:t>Diagrama de clases:</w:t>
+      </w:r>
+    </w:p>
+    <w:p>
+      <w:pPr>
+        <w:rPr>
+          <w:b/>
+          <w:bCs/>
+          <w:sz w:val="28"/>
+          <w:szCs w:val="28"/>
+        </w:rPr>
+      </w:pPr>
+      <w:r>
+        <w:rPr>
+          <w:b/>
+          <w:bCs/>
+          <w:sz w:val="28"/>
+          <w:szCs w:val="28"/>
+        </w:rPr>
+        <w:drawing>
+          <wp:inline distT="0" distB="0" distL="0" distR="0" wp14:anchorId="3CBB16B2" wp14:editId="23CBD156">
+            <wp:extent cx="5612130" cy="3486785"/>
+            <wp:effectExtent l="0" t="0" r="7620" b="0"/>
+            <wp:docPr id="1668126842" name="Imagen 1"/>
+            <wp:cNvGraphicFramePr>
+              <a:graphicFrameLocks xmlns:a="http://schemas.openxmlformats.org/drawingml/2006/main" noChangeAspect="1"/>
+            </wp:cNvGraphicFramePr>
+            <a:graphic xmlns:a="http://schemas.openxmlformats.org/drawingml/2006/main">
+              <a:graphicData uri="http://schemas.openxmlformats.org/drawingml/2006/picture">
+                <pic:pic xmlns:pic="http://schemas.openxmlformats.org/drawingml/2006/picture">
+                  <pic:nvPicPr>
+                    <pic:cNvPr id="1668126842" name=""/>
+                    <pic:cNvPicPr/>
+                  </pic:nvPicPr>
+                  <pic:blipFill>
+                    <a:blip r:embed="rId8"/>
+                    <a:stretch>
+                      <a:fillRect/>
+                    </a:stretch>
+                  </pic:blipFill>
+                  <pic:spPr>
+                    <a:xfrm>
+                      <a:off x="0" y="0"/>
+                      <a:ext cx="5612130" cy="3486785"/>
+                    </a:xfrm>
+                    <a:prstGeom prst="rect">
+                      <a:avLst/>
+                    </a:prstGeom>
+                  </pic:spPr>
+                </pic:pic>
+              </a:graphicData>
+            </a:graphic>
+          </wp:inline>
+        </w:drawing>
+      </w:r>
+    </w:p>
+    <w:p>
+      <w:pPr>
+        <w:rPr>
+          <w:b/>
+          <w:bCs/>
+          <w:sz w:val="28"/>
+          <w:szCs w:val="28"/>
+        </w:rPr>
+      </w:pPr>
+      <w:r>
+        <w:rPr>
+          <w:b/>
+          <w:bCs/>
+          <w:sz w:val="28"/>
+          <w:szCs w:val="28"/>
+        </w:rPr>
+        <w:t>Diagrama entidad relación:</w:t>
+      </w:r>
+    </w:p>
+    <w:p>
+      <w:pPr>
+        <w:rPr>
+          <w:sz w:val="22"/>
+          <w:szCs w:val="22"/>
+        </w:rPr>
+      </w:pPr>
+      <w:r>
+        <w:rPr>
+          <w:sz w:val="22"/>
+          <w:szCs w:val="22"/>
+        </w:rPr>
+        <w:drawing>
+          <wp:inline distT="0" distB="0" distL="0" distR="0" wp14:anchorId="6993DF1F" wp14:editId="39C5E8FF">
+            <wp:extent cx="5612130" cy="3434080"/>
+            <wp:effectExtent l="0" t="0" r="7620" b="0"/>
+            <wp:docPr id="1440059113" name="Imagen 1"/>
+            <wp:cNvGraphicFramePr>
+              <a:graphicFrameLocks xmlns:a="http://schemas.openxmlformats.org/drawingml/2006/main" noChangeAspect="1"/>
+            </wp:cNvGraphicFramePr>
+            <a:graphic xmlns:a="http://schemas.openxmlformats.org/drawingml/2006/main">
+              <a:graphicData uri="http://schemas.openxmlformats.org/drawingml/2006/picture">
+                <pic:pic xmlns:pic="http://schemas.openxmlformats.org/drawingml/2006/picture">
+                  <pic:nvPicPr>
+                    <pic:cNvPr id="1440059113" name=""/>
+                    <pic:cNvPicPr/>
+                  </pic:nvPicPr>
+                  <pic:blipFill>
+                    <a:blip r:embed="rId9"/>
+                    <a:stretch>
+                      <a:fillRect/>
+                    </a:stretch>
+                  </pic:blipFill>
+                  <pic:spPr>
+                    <a:xfrm>
+                      <a:off x="0" y="0"/>
+                      <a:ext cx="5612130" cy="3434080"/>
+                    </a:xfrm>
+                    <a:prstGeom prst="rect">
+                      <a:avLst/>
+                    </a:prstGeom>
+                  </pic:spPr>
+                </pic:pic>
+              </a:graphicData>
+            </a:graphic>
+          </wp:inline>
+        </w:drawing>
+      </w:r>
+    </w:p>
+    <w:p>
+      <w:pPr>
+        <w:rPr>
+          <w:sz w:val="22"/>
+          <w:szCs w:val="22"/>
+        </w:rPr>
+      </w:pPr>
+    </w:p>
+    <w:p>
+      <w:pPr>
+        <w:rPr>
+          <w:b/>
+          <w:bCs/>
+          <w:sz w:val="28"/>
+          <w:szCs w:val="28"/>
+        </w:rPr>
+      </w:pPr>
+      <w:r>
+        <w:rPr>
+          <w:b/>
+          <w:bCs/>
+          <w:sz w:val="28"/>
+          <w:szCs w:val="28"/>
         </w:rPr>
         <w:lastRenderedPageBreak/>
-        <w:t>↓</w:t>
-      </w:r>
-    </w:p>
-    <w:p>
-      <w:pPr>
-        <w:rPr>
-          <w:sz w:val="22"/>
-          <w:szCs w:val="22"/>
-        </w:rPr>
-      </w:pPr>
-      <w:r>
-        <w:rPr>
-          <w:sz w:val="22"/>
-          <w:szCs w:val="22"/>
-        </w:rPr>
-        <w:t>¿Multa pagada?</w:t>
-      </w:r>
-    </w:p>
-    <w:p>
-      <w:pPr>
-        <w:rPr>
-          <w:sz w:val="22"/>
-          <w:szCs w:val="22"/>
-        </w:rPr>
-      </w:pPr>
-      <w:r>
-        <w:rPr>
-          <w:sz w:val="22"/>
-          <w:szCs w:val="22"/>
-        </w:rPr>
-        <w:t>-</w:t>
-      </w:r>
-      <w:r>
-        <w:rPr>
-          <w:sz w:val="22"/>
-          <w:szCs w:val="22"/>
-        </w:rPr>
-        <w:t xml:space="preserve">No → Mantener multa pendiente / posible bloqueo. </w:t>
-      </w:r>
-    </w:p>
-    <w:p>
-      <w:pPr>
-        <w:rPr>
-          <w:sz w:val="22"/>
-          <w:szCs w:val="22"/>
-        </w:rPr>
-      </w:pPr>
-      <w:r>
-        <w:rPr>
-          <w:sz w:val="22"/>
-          <w:szCs w:val="22"/>
-        </w:rPr>
-        <w:t>-</w:t>
-      </w:r>
-      <w:r>
-        <w:rPr>
-          <w:sz w:val="22"/>
-          <w:szCs w:val="22"/>
-        </w:rPr>
-        <w:t xml:space="preserve">Sí → Registrar pago y actualizar estado. </w:t>
-      </w:r>
-    </w:p>
-    <w:p>
-      <w:pPr>
-        <w:rPr>
-          <w:sz w:val="22"/>
-          <w:szCs w:val="22"/>
-        </w:rPr>
-      </w:pPr>
-      <w:r>
-        <w:rPr>
-          <w:sz w:val="22"/>
-          <w:szCs w:val="22"/>
-        </w:rPr>
-        <w:t>↓</w:t>
-      </w:r>
-    </w:p>
-    <w:p>
-      <w:pPr>
-        <w:rPr>
-          <w:sz w:val="22"/>
-          <w:szCs w:val="22"/>
-        </w:rPr>
-      </w:pPr>
-      <w:r>
-        <w:rPr>
-          <w:sz w:val="22"/>
-          <w:szCs w:val="22"/>
-        </w:rPr>
-        <w:t>Actualizar stock.</w:t>
-      </w:r>
-    </w:p>
-    <w:p>
-      <w:pPr>
-        <w:pStyle w:val="Prrafodelista"/>
-        <w:rPr>
-          <w:sz w:val="22"/>
-          <w:szCs w:val="22"/>
-        </w:rPr>
-      </w:pPr>
-    </w:p>
-    <w:p>
-      <w:pPr>
-        <w:rPr>
-          <w:sz w:val="22"/>
-          <w:szCs w:val="22"/>
-        </w:rPr>
-      </w:pPr>
+        <w:t>Diagramas de flujo:</w:t>
+      </w:r>
+    </w:p>
+    <w:p>
+      <w:pPr>
+        <w:rPr>
+          <w:sz w:val="22"/>
+          <w:szCs w:val="22"/>
+        </w:rPr>
+      </w:pPr>
+      <w:r>
+        <w:rPr>
+          <w:sz w:val="22"/>
+          <w:szCs w:val="22"/>
+        </w:rPr>
+        <w:drawing>
+          <wp:inline distT="0" distB="0" distL="0" distR="0" wp14:anchorId="5F8F5A85" wp14:editId="19908506">
+            <wp:extent cx="2181529" cy="4591691"/>
+            <wp:effectExtent l="0" t="0" r="9525" b="0"/>
+            <wp:docPr id="1254155844" name="Imagen 1"/>
+            <wp:cNvGraphicFramePr>
+              <a:graphicFrameLocks xmlns:a="http://schemas.openxmlformats.org/drawingml/2006/main" noChangeAspect="1"/>
+            </wp:cNvGraphicFramePr>
+            <a:graphic xmlns:a="http://schemas.openxmlformats.org/drawingml/2006/main">
+              <a:graphicData uri="http://schemas.openxmlformats.org/drawingml/2006/picture">
+                <pic:pic xmlns:pic="http://schemas.openxmlformats.org/drawingml/2006/picture">
+                  <pic:nvPicPr>
+                    <pic:cNvPr id="1254155844" name=""/>
+                    <pic:cNvPicPr/>
+                  </pic:nvPicPr>
+                  <pic:blipFill>
+                    <a:blip r:embed="rId10"/>
+                    <a:stretch>
+                      <a:fillRect/>
+                    </a:stretch>
+                  </pic:blipFill>
+                  <pic:spPr>
+                    <a:xfrm>
+                      <a:off x="0" y="0"/>
+                      <a:ext cx="2181529" cy="4591691"/>
+                    </a:xfrm>
+                    <a:prstGeom prst="rect">
+                      <a:avLst/>
+                    </a:prstGeom>
+                  </pic:spPr>
+                </pic:pic>
+              </a:graphicData>
+            </a:graphic>
+          </wp:inline>
+        </w:drawing>
+      </w:r>
+    </w:p>
+    <w:p>
+      <w:pPr>
+        <w:rPr>
+          <w:sz w:val="22"/>
+          <w:szCs w:val="22"/>
+        </w:rPr>
+      </w:pPr>
+      <w:r>
+        <w:rPr>
+          <w:sz w:val="22"/>
+          <w:szCs w:val="22"/>
+        </w:rPr>
+        <w:lastRenderedPageBreak/>
+        <w:drawing>
+          <wp:inline distT="0" distB="0" distL="0" distR="0" wp14:anchorId="60F7FD99" wp14:editId="24C8C7F3">
+            <wp:extent cx="2781688" cy="4229690"/>
+            <wp:effectExtent l="0" t="0" r="0" b="0"/>
+            <wp:docPr id="558689351" name="Imagen 1"/>
+            <wp:cNvGraphicFramePr>
+              <a:graphicFrameLocks xmlns:a="http://schemas.openxmlformats.org/drawingml/2006/main" noChangeAspect="1"/>
+            </wp:cNvGraphicFramePr>
+            <a:graphic xmlns:a="http://schemas.openxmlformats.org/drawingml/2006/main">
+              <a:graphicData uri="http://schemas.openxmlformats.org/drawingml/2006/picture">
+                <pic:pic xmlns:pic="http://schemas.openxmlformats.org/drawingml/2006/picture">
+                  <pic:nvPicPr>
+                    <pic:cNvPr id="558689351" name=""/>
+                    <pic:cNvPicPr/>
+                  </pic:nvPicPr>
+                  <pic:blipFill>
+                    <a:blip r:embed="rId11"/>
+                    <a:stretch>
+                      <a:fillRect/>
+                    </a:stretch>
+                  </pic:blipFill>
+                  <pic:spPr>
+                    <a:xfrm>
+                      <a:off x="0" y="0"/>
+                      <a:ext cx="2781688" cy="4229690"/>
+                    </a:xfrm>
+                    <a:prstGeom prst="rect">
+                      <a:avLst/>
+                    </a:prstGeom>
+                  </pic:spPr>
+                </pic:pic>
+              </a:graphicData>
+            </a:graphic>
+          </wp:inline>
+        </w:drawing>
+      </w:r>
+    </w:p>
+    <w:p>
+      <w:pPr>
+        <w:rPr>
+          <w:sz w:val="22"/>
+          <w:szCs w:val="22"/>
+        </w:rPr>
+      </w:pPr>
+      <w:r>
+        <w:rPr>
+          <w:sz w:val="22"/>
+          <w:szCs w:val="22"/>
+        </w:rPr>
+        <w:lastRenderedPageBreak/>
+        <w:drawing>
+          <wp:inline distT="0" distB="0" distL="0" distR="0" wp14:anchorId="7FBD2E1D" wp14:editId="179F0C58">
+            <wp:extent cx="2333951" cy="4296375"/>
+            <wp:effectExtent l="0" t="0" r="9525" b="9525"/>
+            <wp:docPr id="928607632" name="Imagen 1"/>
+            <wp:cNvGraphicFramePr>
+              <a:graphicFrameLocks xmlns:a="http://schemas.openxmlformats.org/drawingml/2006/main" noChangeAspect="1"/>
+            </wp:cNvGraphicFramePr>
+            <a:graphic xmlns:a="http://schemas.openxmlformats.org/drawingml/2006/main">
+              <a:graphicData uri="http://schemas.openxmlformats.org/drawingml/2006/picture">
+                <pic:pic xmlns:pic="http://schemas.openxmlformats.org/drawingml/2006/picture">
+                  <pic:nvPicPr>
+                    <pic:cNvPr id="928607632" name=""/>
+                    <pic:cNvPicPr/>
+                  </pic:nvPicPr>
+                  <pic:blipFill>
+                    <a:blip r:embed="rId12"/>
+                    <a:stretch>
+                      <a:fillRect/>
+                    </a:stretch>
+                  </pic:blipFill>
+                  <pic:spPr>
+                    <a:xfrm>
+                      <a:off x="0" y="0"/>
+                      <a:ext cx="2333951" cy="4296375"/>
+                    </a:xfrm>
+                    <a:prstGeom prst="rect">
+                      <a:avLst/>
+                    </a:prstGeom>
+                  </pic:spPr>
+                </pic:pic>
+              </a:graphicData>
+            </a:graphic>
+          </wp:inline>
+        </w:drawing>
+      </w:r>
+    </w:p>
+    <w:p>
+      <w:pPr>
+        <w:rPr>
+          <w:sz w:val="22"/>
+          <w:szCs w:val="22"/>
+        </w:rPr>
+      </w:pPr>
+    </w:p>
+    <w:p>
+      <w:pPr>
+        <w:rPr>
+          <w:sz w:val="22"/>
+          <w:szCs w:val="22"/>
+        </w:rPr>
+      </w:pPr>
+    </w:p>
+    <w:p>
+      <w:pPr>
+        <w:rPr>
+          <w:sz w:val="22"/>
+          <w:szCs w:val="22"/>
+        </w:rPr>
+      </w:pPr>
+    </w:p>
+    <w:p>
+      <w:pPr>
+        <w:rPr>
+          <w:sz w:val="22"/>
+          <w:szCs w:val="22"/>
+        </w:rPr>
+      </w:pPr>
+    </w:p>
+    <w:p>
+      <w:pPr>
+        <w:rPr>
+          <w:sz w:val="22"/>
+          <w:szCs w:val="22"/>
+        </w:rPr>
+      </w:pPr>
+    </w:p>
+    <w:p>
+      <w:pPr>
+        <w:rPr>
+          <w:b/>
+          <w:bCs/>
+          <w:sz w:val="28"/>
+          <w:szCs w:val="28"/>
+        </w:rPr>
+      </w:pPr>
+    </w:p>
+    <w:p>
+      <w:pPr>
+        <w:rPr>
+          <w:b/>
+          <w:bCs/>
+          <w:sz w:val="28"/>
+          <w:szCs w:val="28"/>
+        </w:rPr>
+      </w:pPr>
+    </w:p>
+    <w:p>
+      <w:pPr>
+        <w:rPr>
+          <w:b/>
+          <w:bCs/>
+          <w:sz w:val="28"/>
+          <w:szCs w:val="28"/>
+        </w:rPr>
+      </w:pPr>
+    </w:p>
+    <w:p>
+      <w:pPr>
+        <w:rPr>
+          <w:b/>
+          <w:bCs/>
+          <w:sz w:val="28"/>
+          <w:szCs w:val="28"/>
+        </w:rPr>
+      </w:pPr>
+    </w:p>
+    <w:p>
+      <w:pPr>
+        <w:rPr>
+          <w:b/>
+          <w:bCs/>
+          <w:sz w:val="28"/>
+          <w:szCs w:val="28"/>
+        </w:rPr>
+      </w:pPr>
+    </w:p>
+    <w:p>
+      <w:pPr>
+        <w:rPr>
+          <w:b/>
+          <w:bCs/>
+          <w:sz w:val="28"/>
+          <w:szCs w:val="28"/>
+        </w:rPr>
+      </w:pPr>
+    </w:p>
+    <w:p>
+      <w:pPr>
+        <w:rPr>
+          <w:b/>
+          <w:bCs/>
+          <w:sz w:val="28"/>
+          <w:szCs w:val="28"/>
+        </w:rPr>
+      </w:pPr>
+      <w:r>
+        <w:rPr>
+          <w:b/>
+          <w:bCs/>
+          <w:sz w:val="28"/>
+          <w:szCs w:val="28"/>
+        </w:rPr>
+        <w:lastRenderedPageBreak/>
+        <w:t>M</w:t>
+      </w:r>
+      <w:r>
+        <w:rPr>
+          <w:b/>
+          <w:bCs/>
+          <w:sz w:val="28"/>
+          <w:szCs w:val="28"/>
+        </w:rPr>
+        <w:t>ukap</w:t>
+      </w:r>
+    </w:p>
+    <w:p>
+      <w:pPr>
+        <w:rPr>
+          <w:b/>
+          <w:bCs/>
+          <w:sz w:val="28"/>
+          <w:szCs w:val="28"/>
+        </w:rPr>
+      </w:pPr>
+      <w:r>
+        <w:rPr>
+          <w:b/>
+          <w:bCs/>
+          <w:sz w:val="28"/>
+          <w:szCs w:val="28"/>
+        </w:rPr>
+        <w:drawing>
+          <wp:inline distT="0" distB="0" distL="0" distR="0" wp14:anchorId="2FFE652B" wp14:editId="69DA2A14">
+            <wp:extent cx="5612130" cy="3524885"/>
+            <wp:effectExtent l="0" t="0" r="7620" b="0"/>
+            <wp:docPr id="2043568391" name="Imagen 1"/>
+            <wp:cNvGraphicFramePr>
+              <a:graphicFrameLocks xmlns:a="http://schemas.openxmlformats.org/drawingml/2006/main" noChangeAspect="1"/>
+            </wp:cNvGraphicFramePr>
+            <a:graphic xmlns:a="http://schemas.openxmlformats.org/drawingml/2006/main">
+              <a:graphicData uri="http://schemas.openxmlformats.org/drawingml/2006/picture">
+                <pic:pic xmlns:pic="http://schemas.openxmlformats.org/drawingml/2006/picture">
+                  <pic:nvPicPr>
+                    <pic:cNvPr id="2043568391" name=""/>
+                    <pic:cNvPicPr/>
+                  </pic:nvPicPr>
+                  <pic:blipFill>
+                    <a:blip r:embed="rId13"/>
+                    <a:stretch>
+                      <a:fillRect/>
+                    </a:stretch>
+                  </pic:blipFill>
+                  <pic:spPr>
+                    <a:xfrm>
+                      <a:off x="0" y="0"/>
+                      <a:ext cx="5612130" cy="3524885"/>
+                    </a:xfrm>
+                    <a:prstGeom prst="rect">
+                      <a:avLst/>
+                    </a:prstGeom>
+                  </pic:spPr>
+                </pic:pic>
+              </a:graphicData>
+            </a:graphic>
+          </wp:inline>
+        </w:drawing>
+      </w:r>
+    </w:p>
+    <w:p>
+      <w:pPr>
+        <w:rPr>
+          <w:b/>
+          <w:bCs/>
+          <w:sz w:val="28"/>
+          <w:szCs w:val="28"/>
+        </w:rPr>
+      </w:pPr>
+      <w:r>
+        <w:rPr>
+          <w:b/>
+          <w:bCs/>
+          <w:sz w:val="28"/>
+          <w:szCs w:val="28"/>
+        </w:rPr>
+        <w:drawing>
+          <wp:inline distT="0" distB="0" distL="0" distR="0" wp14:anchorId="1165C2B4" wp14:editId="65867CD6">
+            <wp:extent cx="5612130" cy="3482975"/>
+            <wp:effectExtent l="0" t="0" r="7620" b="3175"/>
+            <wp:docPr id="1224642832" name="Imagen 1"/>
+            <wp:cNvGraphicFramePr>
+              <a:graphicFrameLocks xmlns:a="http://schemas.openxmlformats.org/drawingml/2006/main" noChangeAspect="1"/>
+            </wp:cNvGraphicFramePr>
+            <a:graphic xmlns:a="http://schemas.openxmlformats.org/drawingml/2006/main">
+              <a:graphicData uri="http://schemas.openxmlformats.org/drawingml/2006/picture">
+                <pic:pic xmlns:pic="http://schemas.openxmlformats.org/drawingml/2006/picture">
+                  <pic:nvPicPr>
+                    <pic:cNvPr id="1224642832" name=""/>
+                    <pic:cNvPicPr/>
+                  </pic:nvPicPr>
+                  <pic:blipFill>
+                    <a:blip r:embed="rId14"/>
+                    <a:stretch>
+                      <a:fillRect/>
+                    </a:stretch>
+                  </pic:blipFill>
+                  <pic:spPr>
+                    <a:xfrm>
+                      <a:off x="0" y="0"/>
+                      <a:ext cx="5612130" cy="3482975"/>
+                    </a:xfrm>
+                    <a:prstGeom prst="rect">
+                      <a:avLst/>
+                    </a:prstGeom>
+                  </pic:spPr>
+                </pic:pic>
+              </a:graphicData>
+            </a:graphic>
+          </wp:inline>
+        </w:drawing>
+      </w:r>
+    </w:p>
+    <w:p>
+      <w:pPr>
+        <w:rPr>
+          <w:b/>
+          <w:bCs/>
+          <w:sz w:val="28"/>
+          <w:szCs w:val="28"/>
+        </w:rPr>
+      </w:pPr>
+      <w:r>
+        <w:rPr>
+          <w:b/>
+          <w:bCs/>
+          <w:sz w:val="28"/>
+          <w:szCs w:val="28"/>
+        </w:rPr>
+        <w:lastRenderedPageBreak/>
+        <w:drawing>
+          <wp:inline distT="0" distB="0" distL="0" distR="0" wp14:anchorId="75DC26DA" wp14:editId="28FD6845">
+            <wp:extent cx="5612130" cy="3496945"/>
+            <wp:effectExtent l="0" t="0" r="7620" b="8255"/>
+            <wp:docPr id="1311516596" name="Imagen 1"/>
+            <wp:cNvGraphicFramePr>
+              <a:graphicFrameLocks xmlns:a="http://schemas.openxmlformats.org/drawingml/2006/main" noChangeAspect="1"/>
+            </wp:cNvGraphicFramePr>
+            <a:graphic xmlns:a="http://schemas.openxmlformats.org/drawingml/2006/main">
+              <a:graphicData uri="http://schemas.openxmlformats.org/drawingml/2006/picture">
+                <pic:pic xmlns:pic="http://schemas.openxmlformats.org/drawingml/2006/picture">
+                  <pic:nvPicPr>
+                    <pic:cNvPr id="1311516596" name=""/>
+                    <pic:cNvPicPr/>
+                  </pic:nvPicPr>
+                  <pic:blipFill>
+                    <a:blip r:embed="rId15"/>
+                    <a:stretch>
+                      <a:fillRect/>
+                    </a:stretch>
+                  </pic:blipFill>
+                  <pic:spPr>
+                    <a:xfrm>
+                      <a:off x="0" y="0"/>
+                      <a:ext cx="5612130" cy="3496945"/>
+                    </a:xfrm>
+                    <a:prstGeom prst="rect">
+                      <a:avLst/>
+                    </a:prstGeom>
+                  </pic:spPr>
+                </pic:pic>
+              </a:graphicData>
+            </a:graphic>
+          </wp:inline>
+        </w:drawing>
+      </w:r>
+    </w:p>
+    <w:p>
+      <w:pPr>
+        <w:rPr>
+          <w:b/>
+          <w:bCs/>
+          <w:sz w:val="28"/>
+          <w:szCs w:val="28"/>
+        </w:rPr>
+      </w:pPr>
+      <w:r>
+        <w:rPr>
+          <w:b/>
+          <w:bCs/>
+          <w:sz w:val="28"/>
+          <w:szCs w:val="28"/>
+        </w:rPr>
+        <w:drawing>
+          <wp:inline distT="0" distB="0" distL="0" distR="0" wp14:anchorId="06655A1F" wp14:editId="0025ADB9">
+            <wp:extent cx="5612130" cy="3489325"/>
+            <wp:effectExtent l="0" t="0" r="7620" b="0"/>
+            <wp:docPr id="1208056894" name="Imagen 1"/>
+            <wp:cNvGraphicFramePr>
+              <a:graphicFrameLocks xmlns:a="http://schemas.openxmlformats.org/drawingml/2006/main" noChangeAspect="1"/>
+            </wp:cNvGraphicFramePr>
+            <a:graphic xmlns:a="http://schemas.openxmlformats.org/drawingml/2006/main">
+              <a:graphicData uri="http://schemas.openxmlformats.org/drawingml/2006/picture">
+                <pic:pic xmlns:pic="http://schemas.openxmlformats.org/drawingml/2006/picture">
+                  <pic:nvPicPr>
+                    <pic:cNvPr id="1208056894" name=""/>
+                    <pic:cNvPicPr/>
+                  </pic:nvPicPr>
+                  <pic:blipFill>
+                    <a:blip r:embed="rId16"/>
+                    <a:stretch>
+                      <a:fillRect/>
+                    </a:stretch>
+                  </pic:blipFill>
+                  <pic:spPr>
+                    <a:xfrm>
+                      <a:off x="0" y="0"/>
+                      <a:ext cx="5612130" cy="3489325"/>
+                    </a:xfrm>
+                    <a:prstGeom prst="rect">
+                      <a:avLst/>
+                    </a:prstGeom>
+                  </pic:spPr>
+                </pic:pic>
+              </a:graphicData>
+            </a:graphic>
+          </wp:inline>
+        </w:drawing>
+      </w:r>
+    </w:p>
+    <w:p>
+      <w:pPr>
+        <w:rPr>
+          <w:b/>
+          <w:bCs/>
+          <w:sz w:val="28"/>
+          <w:szCs w:val="28"/>
+        </w:rPr>
+      </w:pPr>
+      <w:r>
+        <w:rPr>
+          <w:b/>
+          <w:bCs/>
+          <w:sz w:val="28"/>
+          <w:szCs w:val="28"/>
+        </w:rPr>
+        <w:lastRenderedPageBreak/>
+        <w:drawing>
+          <wp:inline distT="0" distB="0" distL="0" distR="0" wp14:anchorId="608F6CAC" wp14:editId="7948F01A">
+            <wp:extent cx="5010849" cy="5096586"/>
+            <wp:effectExtent l="0" t="0" r="0" b="8890"/>
+            <wp:docPr id="901718880" name="Imagen 1"/>
+            <wp:cNvGraphicFramePr>
+              <a:graphicFrameLocks xmlns:a="http://schemas.openxmlformats.org/drawingml/2006/main" noChangeAspect="1"/>
+            </wp:cNvGraphicFramePr>
+            <a:graphic xmlns:a="http://schemas.openxmlformats.org/drawingml/2006/main">
+              <a:graphicData uri="http://schemas.openxmlformats.org/drawingml/2006/picture">
+                <pic:pic xmlns:pic="http://schemas.openxmlformats.org/drawingml/2006/picture">
+                  <pic:nvPicPr>
+                    <pic:cNvPr id="901718880" name=""/>
+                    <pic:cNvPicPr/>
+                  </pic:nvPicPr>
+                  <pic:blipFill>
+                    <a:blip r:embed="rId17"/>
+                    <a:stretch>
+                      <a:fillRect/>
+                    </a:stretch>
+                  </pic:blipFill>
+                  <pic:spPr>
+                    <a:xfrm>
+                      <a:off x="0" y="0"/>
+                      <a:ext cx="5010849" cy="5096586"/>
+                    </a:xfrm>
+                    <a:prstGeom prst="rect">
+                      <a:avLst/>
+                    </a:prstGeom>
+                  </pic:spPr>
+                </pic:pic>
+              </a:graphicData>
+            </a:graphic>
+          </wp:inline>
+        </w:drawing>
+      </w:r>
     </w:p>
     <w:sectPr>
       <w:pgSz w:w="12240" w:h="15840"/>
@@ -2976,6 +2689,56 @@
     </w:sectPr>
   </w:body>
 </w:document>
+</file>
+
+<file path=word/endnotes.xml><?xml version="1.0" encoding="utf-8"?>
+<w:endnotes xmlns:wpc="http://schemas.microsoft.com/office/word/2010/wordprocessingCanvas" xmlns:cx="http://schemas.microsoft.com/office/drawing/2014/chartex" xmlns:cx1="http://schemas.microsoft.com/office/drawing/2015/9/8/chartex" xmlns:cx2="http://schemas.microsoft.com/office/drawing/2015/10/21/chartex" xmlns:cx3="http://schemas.microsoft.com/office/drawing/2016/5/9/chartex" xmlns:cx4="http://schemas.microsoft.com/office/drawing/2016/5/10/chartex" xmlns:cx5="http://schemas.microsoft.com/office/drawing/2016/5/11/chartex" xmlns:cx6="http://schemas.microsoft.com/office/drawing/2016/5/12/chartex" xmlns:cx7="http://schemas.microsoft.com/office/drawing/2016/5/13/chartex" xmlns:cx8="http://schemas.microsoft.com/office/drawing/2016/5/14/chartex" xmlns:mc="http://schemas.openxmlformats.org/markup-compatibility/2006" xmlns:aink="http://schemas.microsoft.com/office/drawing/2016/ink" xmlns:am3d="http://schemas.microsoft.com/office/drawing/2017/model3d" xmlns:o="urn:schemas-microsoft-com:office:office" xmlns:oel="http://schemas.microsoft.com/office/2019/extlst" xmlns:r="http://schemas.openxmlformats.org/officeDocument/2006/relationships" xmlns:m="http://schemas.openxmlformats.org/officeDocument/2006/math" xmlns:v="urn:schemas-microsoft-com:vml" xmlns:wp14="http://schemas.microsoft.com/office/word/2010/wordprocessingDrawing" xmlns:wp="http://schemas.openxmlformats.org/drawingml/2006/wordprocessingDrawing" xmlns:w10="urn:schemas-microsoft-com:office:word" xmlns:w="http://schemas.openxmlformats.org/wordprocessingml/2006/main" xmlns:w14="http://schemas.microsoft.com/office/word/2010/wordml" xmlns:w15="http://schemas.microsoft.com/office/word/2012/wordml" xmlns:w16cex="http://schemas.microsoft.com/office/word/2018/wordml/cex" xmlns:w16cid="http://schemas.microsoft.com/office/word/2016/wordml/cid" xmlns:w16="http://schemas.microsoft.com/office/word/2018/wordml" xmlns:w16du="http://schemas.microsoft.com/office/word/2023/wordml/word16du" xmlns:w16sdtdh="http://schemas.microsoft.com/office/word/2020/wordml/sdtdatahash" xmlns:w16sdtfl="http://schemas.microsoft.com/office/word/2024/wordml/sdtformatlock" xmlns:w16se="http://schemas.microsoft.com/office/word/2015/wordml/symex" xmlns:wpg="http://schemas.microsoft.com/office/word/2010/wordprocessingGroup" xmlns:wpi="http://schemas.microsoft.com/office/word/2010/wordprocessingInk" xmlns:wne="http://schemas.microsoft.com/office/word/2006/wordml" xmlns:wps="http://schemas.microsoft.com/office/word/2010/wordprocessingShape" mc:Ignorable="w14 w15 w16se w16cid w16 w16cex w16sdtdh w16sdtfl w16du wp14">
+  <w:endnote w:type="separator" w:id="-1">
+    <w:p>
+      <w:pPr>
+        <w:spacing w:after="0" w:line="240" w:lineRule="auto"/>
+      </w:pPr>
+      <w:r>
+        <w:separator/>
+      </w:r>
+    </w:p>
+  </w:endnote>
+  <w:endnote w:type="continuationSeparator" w:id="0">
+    <w:p>
+      <w:pPr>
+        <w:spacing w:after="0" w:line="240" w:lineRule="auto"/>
+      </w:pPr>
+      <w:r>
+        <w:continuationSeparator/>
+      </w:r>
+    </w:p>
+  </w:endnote>
+</w:endnotes>
+</file>
+
+<file path=word/footnotes.xml><?xml version="1.0" encoding="utf-8"?>
+<w:footnotes xmlns:wpc="http://schemas.microsoft.com/office/word/2010/wordprocessingCanvas" xmlns:cx="http://schemas.microsoft.com/office/drawing/2014/chartex" xmlns:cx1="http://schemas.microsoft.com/office/drawing/2015/9/8/chartex" xmlns:cx2="http://schemas.microsoft.com/office/drawing/2015/10/21/chartex" xmlns:cx3="http://schemas.microsoft.com/office/drawing/2016/5/9/chartex" xmlns:cx4="http://schemas.microsoft.com/office/drawing/2016/5/10/chartex" xmlns:cx5="http://schemas.microsoft.com/office/drawing/2016/5/11/chartex" xmlns:cx6="http://schemas.microsoft.com/office/drawing/2016/5/12/chartex" xmlns:cx7="http://schemas.microsoft.com/office/drawing/2016/5/13/chartex" xmlns:cx8="http://schemas.microsoft.com/office/drawing/2016/5/14/chartex" xmlns:mc="http://schemas.openxmlformats.org/markup-compatibility/2006" xmlns:aink="http://schemas.microsoft.com/office/drawing/2016/ink" xmlns:am3d="http://schemas.microsoft.com/office/drawing/2017/model3d" xmlns:o="urn:schemas-microsoft-com:office:office" xmlns:oel="http://schemas.microsoft.com/office/2019/extlst" xmlns:r="http://schemas.openxmlformats.org/officeDocument/2006/relationships" xmlns:m="http://schemas.openxmlformats.org/officeDocument/2006/math" xmlns:v="urn:schemas-microsoft-com:vml" xmlns:wp14="http://schemas.microsoft.com/office/word/2010/wordprocessingDrawing" xmlns:wp="http://schemas.openxmlformats.org/drawingml/2006/wordprocessingDrawing" xmlns:w10="urn:schemas-microsoft-com:office:word" xmlns:w="http://schemas.openxmlformats.org/wordprocessingml/2006/main" xmlns:w14="http://schemas.microsoft.com/office/word/2010/wordml" xmlns:w15="http://schemas.microsoft.com/office/word/2012/wordml" xmlns:w16cex="http://schemas.microsoft.com/office/word/2018/wordml/cex" xmlns:w16cid="http://schemas.microsoft.com/office/word/2016/wordml/cid" xmlns:w16="http://schemas.microsoft.com/office/word/2018/wordml" xmlns:w16du="http://schemas.microsoft.com/office/word/2023/wordml/word16du" xmlns:w16sdtdh="http://schemas.microsoft.com/office/word/2020/wordml/sdtdatahash" xmlns:w16sdtfl="http://schemas.microsoft.com/office/word/2024/wordml/sdtformatlock" xmlns:w16se="http://schemas.microsoft.com/office/word/2015/wordml/symex" xmlns:wpg="http://schemas.microsoft.com/office/word/2010/wordprocessingGroup" xmlns:wpi="http://schemas.microsoft.com/office/word/2010/wordprocessingInk" xmlns:wne="http://schemas.microsoft.com/office/word/2006/wordml" xmlns:wps="http://schemas.microsoft.com/office/word/2010/wordprocessingShape" mc:Ignorable="w14 w15 w16se w16cid w16 w16cex w16sdtdh w16sdtfl w16du wp14">
+  <w:footnote w:type="separator" w:id="-1">
+    <w:p>
+      <w:pPr>
+        <w:spacing w:after="0" w:line="240" w:lineRule="auto"/>
+      </w:pPr>
+      <w:r>
+        <w:separator/>
+      </w:r>
+    </w:p>
+  </w:footnote>
+  <w:footnote w:type="continuationSeparator" w:id="0">
+    <w:p>
+      <w:pPr>
+        <w:spacing w:after="0" w:line="240" w:lineRule="auto"/>
+      </w:pPr>
+      <w:r>
+        <w:continuationSeparator/>
+      </w:r>
+    </w:p>
+  </w:footnote>
+</w:footnotes>
 </file>
 
 <file path=word/numbering.xml><?xml version="1.0" encoding="utf-8"?>
@@ -5923,6 +5686,50 @@
       <w:bCs/>
     </w:rPr>
   </w:style>
+  <w:style w:type="paragraph" w:styleId="Encabezado">
+    <w:name w:val="header"/>
+    <w:basedOn w:val="Normal"/>
+    <w:link w:val="EncabezadoCar"/>
+    <w:uiPriority w:val="99"/>
+    <w:unhideWhenUsed/>
+    <w:rsid w:val="00F6283C"/>
+    <w:pPr>
+      <w:tabs>
+        <w:tab w:val="center" w:pos="4419"/>
+        <w:tab w:val="right" w:pos="8838"/>
+      </w:tabs>
+      <w:spacing w:after="0" w:line="240" w:lineRule="auto"/>
+    </w:pPr>
+  </w:style>
+  <w:style w:type="character" w:customStyle="1" w:styleId="EncabezadoCar">
+    <w:name w:val="Encabezado Car"/>
+    <w:basedOn w:val="Fuentedeprrafopredeter"/>
+    <w:link w:val="Encabezado"/>
+    <w:uiPriority w:val="99"/>
+    <w:rsid w:val="00F6283C"/>
+  </w:style>
+  <w:style w:type="paragraph" w:styleId="Piedepgina">
+    <w:name w:val="footer"/>
+    <w:basedOn w:val="Normal"/>
+    <w:link w:val="PiedepginaCar"/>
+    <w:uiPriority w:val="99"/>
+    <w:unhideWhenUsed/>
+    <w:rsid w:val="00F6283C"/>
+    <w:pPr>
+      <w:tabs>
+        <w:tab w:val="center" w:pos="4419"/>
+        <w:tab w:val="right" w:pos="8838"/>
+      </w:tabs>
+      <w:spacing w:after="0" w:line="240" w:lineRule="auto"/>
+    </w:pPr>
+  </w:style>
+  <w:style w:type="character" w:customStyle="1" w:styleId="PiedepginaCar">
+    <w:name w:val="Pie de página Car"/>
+    <w:basedOn w:val="Fuentedeprrafopredeter"/>
+    <w:link w:val="Piedepgina"/>
+    <w:uiPriority w:val="99"/>
+    <w:rsid w:val="00F6283C"/>
+  </w:style>
 </w:styles>
 </file>
 
